--- a/PROJETO FINAL 2026/modelo CASTELO_BRANCO_GABI_ANGEL.docx
+++ b/PROJETO FINAL 2026/modelo CASTELO_BRANCO_GABI_ANGEL.docx
@@ -3792,13 +3792,11 @@
     </w:p>
     <w:p>
       <w:pPr>
-        <w:keepNext w:val="0"/>
-        <w:keepLines w:val="0"/>
-        <w:widowControl/>
-        <w:suppressLineNumbers w:val="0"/>
+        <w:spacing w:line="240" w:lineRule="auto"/>
+        <w:ind w:firstLine="0"/>
         <w:jc w:val="left"/>
         <w:rPr>
-          <w:rFonts w:hint="default" w:ascii="Arial" w:hAnsi="Arial" w:cs="Arial"/>
+          <w:color w:val="000000"/>
           <w:sz w:val="24"/>
           <w:szCs w:val="24"/>
         </w:rPr>
@@ -3807,278 +3805,380 @@
       <w:bookmarkEnd w:id="39"/>
       <w:r>
         <w:rPr>
-          <w:rFonts w:hint="default" w:ascii="Arial" w:hAnsi="Arial" w:eastAsia="SimSun" w:cs="Arial"/>
-          <w:color w:val="000000"/>
-          <w:kern w:val="0"/>
-          <w:sz w:val="24"/>
-          <w:szCs w:val="24"/>
-          <w:lang w:val="en-US" w:eastAsia="zh-CN" w:bidi="ar"/>
-        </w:rPr>
-        <w:t xml:space="preserve">AFONSO, Lucas. "Skate"; Brasil Escola. Disponível em: </w:t>
-      </w:r>
-    </w:p>
-    <w:p>
-      <w:pPr>
-        <w:keepNext w:val="0"/>
-        <w:keepLines w:val="0"/>
-        <w:widowControl/>
-        <w:suppressLineNumbers w:val="0"/>
+          <w:color w:val="000000"/>
+          <w:sz w:val="24"/>
+          <w:szCs w:val="24"/>
+        </w:rPr>
+        <w:t>MARQUES, Rafael. </w:t>
+      </w:r>
+      <w:r>
+        <w:rPr>
+          <w:rStyle w:val="11"/>
+          <w:color w:val="000000"/>
+          <w:sz w:val="24"/>
+          <w:szCs w:val="24"/>
+        </w:rPr>
+        <w:t>O que é PHP</w:t>
+      </w:r>
+      <w:r>
+        <w:rPr>
+          <w:color w:val="000000"/>
+          <w:sz w:val="24"/>
+          <w:szCs w:val="24"/>
+        </w:rPr>
+        <w:t xml:space="preserve">. Disponível em: https://www.homehost.com.br/blog/tutoriais/php/o-que-e-php/. Acesso em: 10 abr. 2026. </w:t>
+      </w:r>
+    </w:p>
+    <w:p>
+      <w:pPr>
+        <w:spacing w:line="240" w:lineRule="auto"/>
+        <w:ind w:firstLine="0"/>
         <w:jc w:val="left"/>
         <w:rPr>
-          <w:rFonts w:hint="default" w:ascii="Arial" w:hAnsi="Arial" w:cs="Arial"/>
-          <w:sz w:val="24"/>
-          <w:szCs w:val="24"/>
-        </w:rPr>
-      </w:pPr>
-      <w:r>
-        <w:rPr>
-          <w:rFonts w:hint="default" w:ascii="Arial" w:hAnsi="Arial" w:eastAsia="SimSun" w:cs="Arial"/>
-          <w:color w:val="000000"/>
-          <w:kern w:val="0"/>
-          <w:sz w:val="24"/>
-          <w:szCs w:val="24"/>
-          <w:lang w:val="en-US" w:eastAsia="zh-CN" w:bidi="ar"/>
-        </w:rPr>
-        <w:t xml:space="preserve">https://brasilescola.uol.com.br/educacao-fisica/skate.htm. Acesso em 09 de março de </w:t>
-      </w:r>
-    </w:p>
-    <w:p>
-      <w:pPr>
-        <w:keepNext w:val="0"/>
-        <w:keepLines w:val="0"/>
-        <w:widowControl/>
-        <w:suppressLineNumbers w:val="0"/>
+          <w:color w:val="000000"/>
+          <w:sz w:val="24"/>
+          <w:szCs w:val="24"/>
+        </w:rPr>
+      </w:pPr>
+      <w:bookmarkStart w:id="40" w:name="_GoBack"/>
+      <w:bookmarkEnd w:id="40"/>
+    </w:p>
+    <w:p>
+      <w:pPr>
+        <w:spacing w:line="240" w:lineRule="auto"/>
+        <w:ind w:firstLine="0"/>
         <w:jc w:val="left"/>
         <w:rPr>
-          <w:rFonts w:hint="default" w:ascii="Arial" w:hAnsi="Arial" w:eastAsia="SimSun" w:cs="Arial"/>
-          <w:color w:val="000000"/>
-          <w:kern w:val="0"/>
-          <w:sz w:val="24"/>
-          <w:szCs w:val="24"/>
-          <w:lang w:val="en-US" w:eastAsia="zh-CN" w:bidi="ar"/>
-        </w:rPr>
-      </w:pPr>
-      <w:r>
-        <w:rPr>
-          <w:rFonts w:hint="default" w:ascii="Arial" w:hAnsi="Arial" w:eastAsia="SimSun" w:cs="Arial"/>
-          <w:color w:val="000000"/>
-          <w:kern w:val="0"/>
-          <w:sz w:val="24"/>
-          <w:szCs w:val="24"/>
-          <w:lang w:val="en-US" w:eastAsia="zh-CN" w:bidi="ar"/>
-        </w:rPr>
-        <w:t xml:space="preserve">2026. </w:t>
-      </w:r>
-    </w:p>
-    <w:p>
-      <w:pPr>
-        <w:keepNext w:val="0"/>
-        <w:keepLines w:val="0"/>
-        <w:widowControl/>
-        <w:suppressLineNumbers w:val="0"/>
+          <w:color w:val="000000"/>
+          <w:sz w:val="24"/>
+          <w:szCs w:val="24"/>
+        </w:rPr>
+      </w:pPr>
+      <w:r>
+        <w:rPr>
+          <w:color w:val="000000"/>
+          <w:sz w:val="24"/>
+          <w:szCs w:val="24"/>
+        </w:rPr>
+        <w:t>BALLERINI, Rafaella. </w:t>
+      </w:r>
+      <w:r>
+        <w:rPr>
+          <w:rStyle w:val="11"/>
+          <w:color w:val="000000"/>
+          <w:sz w:val="24"/>
+          <w:szCs w:val="24"/>
+        </w:rPr>
+        <w:t>HTML, CSS e Javascript, quais as diferenças?</w:t>
+      </w:r>
+      <w:r>
+        <w:rPr>
+          <w:color w:val="000000"/>
+          <w:sz w:val="24"/>
+          <w:szCs w:val="24"/>
+        </w:rPr>
+        <w:t> Disponível em: https://www.alura.com.br/artigos/html-css-e-js-definicoes?srsltid=AfmBOoo4mqelXL-ptIPGzOmm6J69tFn0e01LH5jl_afKyx7V5FgGW6dB. Acesso em: 10 abr. 2026.</w:t>
+      </w:r>
+    </w:p>
+    <w:p>
+      <w:pPr>
+        <w:spacing w:line="240" w:lineRule="auto"/>
+        <w:ind w:firstLine="0"/>
         <w:jc w:val="left"/>
         <w:rPr>
-          <w:rFonts w:hint="default" w:ascii="Arial" w:hAnsi="Arial" w:eastAsia="SimSun" w:cs="Arial"/>
-          <w:color w:val="000000"/>
-          <w:kern w:val="0"/>
-          <w:sz w:val="24"/>
-          <w:szCs w:val="24"/>
-          <w:lang w:val="en-US" w:eastAsia="zh-CN" w:bidi="ar"/>
-        </w:rPr>
-      </w:pPr>
-    </w:p>
-    <w:p>
-      <w:pPr>
-        <w:keepNext w:val="0"/>
-        <w:keepLines w:val="0"/>
-        <w:widowControl/>
-        <w:suppressLineNumbers w:val="0"/>
+          <w:color w:val="000000"/>
+          <w:sz w:val="24"/>
+          <w:szCs w:val="24"/>
+        </w:rPr>
+      </w:pPr>
+    </w:p>
+    <w:p>
+      <w:pPr>
+        <w:spacing w:line="240" w:lineRule="auto"/>
+        <w:ind w:firstLine="0"/>
         <w:jc w:val="left"/>
         <w:rPr>
-          <w:rFonts w:hint="default" w:ascii="Arial" w:hAnsi="Arial" w:cs="Arial"/>
-          <w:sz w:val="24"/>
-          <w:szCs w:val="24"/>
-        </w:rPr>
-      </w:pPr>
-      <w:r>
-        <w:rPr>
-          <w:rFonts w:hint="default" w:ascii="Arial" w:hAnsi="Arial" w:eastAsia="SimSun" w:cs="Arial"/>
-          <w:color w:val="000000"/>
-          <w:kern w:val="0"/>
-          <w:sz w:val="24"/>
-          <w:szCs w:val="24"/>
-          <w:lang w:val="en-US" w:eastAsia="zh-CN" w:bidi="ar"/>
-        </w:rPr>
-        <w:t xml:space="preserve">EDUARDO, Vicente. Desempenho de software. 2026. Disponível em: </w:t>
-      </w:r>
-    </w:p>
-    <w:p>
-      <w:pPr>
-        <w:keepNext w:val="0"/>
-        <w:keepLines w:val="0"/>
-        <w:widowControl/>
-        <w:suppressLineNumbers w:val="0"/>
+          <w:color w:val="000000"/>
+          <w:sz w:val="24"/>
+          <w:szCs w:val="24"/>
+        </w:rPr>
+      </w:pPr>
+      <w:r>
+        <w:rPr>
+          <w:color w:val="000000"/>
+          <w:sz w:val="24"/>
+          <w:szCs w:val="24"/>
+        </w:rPr>
+        <w:t>MESQUITA, Aline. </w:t>
+      </w:r>
+      <w:r>
+        <w:rPr>
+          <w:rStyle w:val="11"/>
+          <w:color w:val="000000"/>
+          <w:sz w:val="24"/>
+          <w:szCs w:val="24"/>
+        </w:rPr>
+        <w:t>Documentação de projetos: o que é, por que e como fazer?</w:t>
+      </w:r>
+      <w:r>
+        <w:rPr>
+          <w:color w:val="000000"/>
+          <w:sz w:val="24"/>
+          <w:szCs w:val="24"/>
+        </w:rPr>
+        <w:t xml:space="preserve"> Disponível em: https://www.oitchau.com.br/blog/documentacao-de-projetos/. Acesso em: 10 abr. 2026. </w:t>
+      </w:r>
+    </w:p>
+    <w:p>
+      <w:pPr>
+        <w:spacing w:line="240" w:lineRule="auto"/>
+        <w:ind w:firstLine="0"/>
         <w:jc w:val="left"/>
         <w:rPr>
-          <w:rFonts w:hint="default" w:ascii="Arial" w:hAnsi="Arial" w:cs="Arial"/>
-          <w:sz w:val="24"/>
-          <w:szCs w:val="24"/>
-        </w:rPr>
-      </w:pPr>
-      <w:r>
-        <w:rPr>
-          <w:rFonts w:hint="default" w:ascii="Arial" w:hAnsi="Arial" w:eastAsia="SimSun" w:cs="Arial"/>
-          <w:color w:val="000000"/>
-          <w:kern w:val="0"/>
-          <w:sz w:val="24"/>
-          <w:szCs w:val="24"/>
-          <w:lang w:val="en-US" w:eastAsia="zh-CN" w:bidi="ar"/>
-        </w:rPr>
-        <w:t xml:space="preserve">https://pt.linkedin.com/pulse/desempenho-em-sistemas-de-software-vicente-eduardo- </w:t>
-      </w:r>
-    </w:p>
-    <w:p>
-      <w:pPr>
-        <w:keepNext w:val="0"/>
-        <w:keepLines w:val="0"/>
-        <w:widowControl/>
-        <w:suppressLineNumbers w:val="0"/>
+          <w:color w:val="000000"/>
+          <w:sz w:val="24"/>
+          <w:szCs w:val="24"/>
+        </w:rPr>
+      </w:pPr>
+    </w:p>
+    <w:p>
+      <w:pPr>
+        <w:spacing w:line="240" w:lineRule="auto"/>
+        <w:ind w:firstLine="0"/>
         <w:jc w:val="left"/>
         <w:rPr>
-          <w:rFonts w:hint="default" w:ascii="Arial" w:hAnsi="Arial" w:eastAsia="SimSun" w:cs="Arial"/>
-          <w:color w:val="000000"/>
-          <w:kern w:val="0"/>
-          <w:sz w:val="24"/>
-          <w:szCs w:val="24"/>
-          <w:lang w:val="en-US" w:eastAsia="zh-CN" w:bidi="ar"/>
-        </w:rPr>
-      </w:pPr>
-      <w:r>
-        <w:rPr>
-          <w:rFonts w:hint="default" w:ascii="Arial" w:hAnsi="Arial" w:eastAsia="SimSun" w:cs="Arial"/>
-          <w:color w:val="000000"/>
-          <w:kern w:val="0"/>
-          <w:sz w:val="24"/>
-          <w:szCs w:val="24"/>
-          <w:lang w:val="en-US" w:eastAsia="zh-CN" w:bidi="ar"/>
-        </w:rPr>
-        <w:t xml:space="preserve">va96f. Acesso em: 09 mar. 2026. </w:t>
-      </w:r>
-    </w:p>
-    <w:p>
-      <w:pPr>
-        <w:keepNext w:val="0"/>
-        <w:keepLines w:val="0"/>
-        <w:widowControl/>
-        <w:suppressLineNumbers w:val="0"/>
+          <w:color w:val="000000"/>
+          <w:sz w:val="24"/>
+          <w:szCs w:val="24"/>
+        </w:rPr>
+      </w:pPr>
+      <w:r>
+        <w:rPr>
+          <w:rStyle w:val="11"/>
+          <w:color w:val="000000"/>
+          <w:sz w:val="24"/>
+          <w:szCs w:val="24"/>
+        </w:rPr>
+        <w:t> </w:t>
+      </w:r>
+      <w:r>
+        <w:rPr>
+          <w:color w:val="000000"/>
+          <w:sz w:val="24"/>
+          <w:szCs w:val="24"/>
+        </w:rPr>
+        <w:t>GARCIA, Guilherme. </w:t>
+      </w:r>
+      <w:r>
+        <w:rPr>
+          <w:rStyle w:val="11"/>
+          <w:color w:val="000000"/>
+          <w:sz w:val="24"/>
+          <w:szCs w:val="24"/>
+        </w:rPr>
+        <w:t>XAMPP: O que é, Como Funciona, Vantagens e Instalação da Ferramenta</w:t>
+      </w:r>
+      <w:r>
+        <w:rPr>
+          <w:color w:val="000000"/>
+          <w:sz w:val="24"/>
+          <w:szCs w:val="24"/>
+        </w:rPr>
+        <w:t xml:space="preserve">. Disponível em: https://mercadoonlinedigital.com/blog/xampp/?srsltid=AfmBOormQc-qfmR-J58k7lx_ZqWwKZZbt3NN9E_Y8nBgjmJXULxTXfrc. Acesso em: 13 abr. 2026. </w:t>
+      </w:r>
+    </w:p>
+    <w:p>
+      <w:pPr>
+        <w:spacing w:line="240" w:lineRule="auto"/>
+        <w:ind w:firstLine="0"/>
         <w:jc w:val="left"/>
         <w:rPr>
-          <w:rFonts w:hint="default" w:ascii="Arial" w:hAnsi="Arial" w:eastAsia="SimSun" w:cs="Arial"/>
-          <w:color w:val="000000"/>
-          <w:kern w:val="0"/>
-          <w:sz w:val="24"/>
-          <w:szCs w:val="24"/>
-          <w:lang w:val="en-US" w:eastAsia="zh-CN" w:bidi="ar"/>
-        </w:rPr>
-      </w:pPr>
-    </w:p>
-    <w:p>
-      <w:pPr>
-        <w:keepNext w:val="0"/>
-        <w:keepLines w:val="0"/>
-        <w:widowControl/>
-        <w:suppressLineNumbers w:val="0"/>
+          <w:color w:val="000000"/>
+          <w:sz w:val="24"/>
+          <w:szCs w:val="24"/>
+        </w:rPr>
+      </w:pPr>
+    </w:p>
+    <w:p>
+      <w:pPr>
+        <w:spacing w:line="240" w:lineRule="auto"/>
+        <w:ind w:firstLine="0"/>
         <w:jc w:val="left"/>
         <w:rPr>
-          <w:rFonts w:hint="default" w:ascii="Arial" w:hAnsi="Arial" w:cs="Arial"/>
-          <w:sz w:val="24"/>
-          <w:szCs w:val="24"/>
-        </w:rPr>
-      </w:pPr>
-      <w:r>
-        <w:rPr>
-          <w:rFonts w:hint="default" w:ascii="Arial" w:hAnsi="Arial" w:eastAsia="SimSun" w:cs="Arial"/>
-          <w:color w:val="000000"/>
-          <w:kern w:val="0"/>
-          <w:sz w:val="24"/>
-          <w:szCs w:val="24"/>
-          <w:lang w:val="en-US" w:eastAsia="zh-CN" w:bidi="ar"/>
-        </w:rPr>
-        <w:t xml:space="preserve">OLIVEIRA, Grazi. </w:t>
-      </w:r>
-      <w:r>
-        <w:rPr>
-          <w:rFonts w:hint="default" w:ascii="Arial" w:hAnsi="Arial" w:eastAsia="SimSun" w:cs="Arial"/>
-          <w:b/>
-          <w:bCs/>
-          <w:color w:val="000000"/>
-          <w:kern w:val="0"/>
-          <w:sz w:val="24"/>
-          <w:szCs w:val="24"/>
-          <w:lang w:val="en-US" w:eastAsia="zh-CN" w:bidi="ar"/>
-        </w:rPr>
-        <w:t>Um guia básico pra sacar lógica e os critérios de julgamento</w:t>
-      </w:r>
-      <w:r>
-        <w:rPr>
-          <w:rFonts w:hint="default" w:ascii="Arial" w:hAnsi="Arial" w:eastAsia="SimSun" w:cs="Arial"/>
-          <w:color w:val="000000"/>
-          <w:kern w:val="0"/>
-          <w:sz w:val="24"/>
-          <w:szCs w:val="24"/>
-          <w:lang w:val="en-US" w:eastAsia="zh-CN" w:bidi="ar"/>
-        </w:rPr>
-        <w:t xml:space="preserve">. 2021. </w:t>
-      </w:r>
-    </w:p>
-    <w:p>
-      <w:pPr>
-        <w:keepNext w:val="0"/>
-        <w:keepLines w:val="0"/>
-        <w:widowControl/>
-        <w:suppressLineNumbers w:val="0"/>
+          <w:color w:val="000000"/>
+          <w:sz w:val="24"/>
+          <w:szCs w:val="24"/>
+        </w:rPr>
+      </w:pPr>
+      <w:r>
+        <w:rPr>
+          <w:color w:val="000000"/>
+          <w:sz w:val="24"/>
+          <w:szCs w:val="24"/>
+        </w:rPr>
+        <w:t>AQUINO, Tainá. </w:t>
+      </w:r>
+      <w:r>
+        <w:rPr>
+          <w:rStyle w:val="11"/>
+          <w:color w:val="000000"/>
+          <w:sz w:val="24"/>
+          <w:szCs w:val="24"/>
+        </w:rPr>
+        <w:t>XAMPP: O que é, Como Funciona, Vantagens e Instalação da Ferramenta</w:t>
+      </w:r>
+      <w:r>
+        <w:rPr>
+          <w:color w:val="000000"/>
+          <w:sz w:val="24"/>
+          <w:szCs w:val="24"/>
+        </w:rPr>
+        <w:t xml:space="preserve">. Disponível em: https://mercadoonlinedigital.com/blog/xampp/?srsltid=AfmBOormQc-qfmR-J58k7lx_ZqWwKZZbt3NN9E_Y8nBgjmJXULxTXfrc. Acesso em: 10 abr. 2026. </w:t>
+      </w:r>
+    </w:p>
+    <w:p>
+      <w:pPr>
+        <w:spacing w:line="240" w:lineRule="auto"/>
+        <w:ind w:firstLine="0"/>
         <w:jc w:val="left"/>
         <w:rPr>
-          <w:rFonts w:hint="default" w:ascii="Arial" w:hAnsi="Arial" w:cs="Arial"/>
-          <w:sz w:val="24"/>
-          <w:szCs w:val="24"/>
-        </w:rPr>
-      </w:pPr>
-      <w:r>
-        <w:rPr>
-          <w:rFonts w:hint="default" w:ascii="Arial" w:hAnsi="Arial" w:eastAsia="SimSun" w:cs="Arial"/>
-          <w:color w:val="000000"/>
-          <w:kern w:val="0"/>
-          <w:sz w:val="24"/>
-          <w:szCs w:val="24"/>
-          <w:lang w:val="en-US" w:eastAsia="zh-CN" w:bidi="ar"/>
-        </w:rPr>
-        <w:t xml:space="preserve">Disponível em: https://www.redbull.com/br-pt/skate-criterios-julgamento-notas. Acesso em: </w:t>
-      </w:r>
-    </w:p>
-    <w:p>
-      <w:pPr>
-        <w:keepNext w:val="0"/>
-        <w:keepLines w:val="0"/>
-        <w:widowControl/>
-        <w:suppressLineNumbers w:val="0"/>
+          <w:color w:val="000000"/>
+          <w:sz w:val="24"/>
+          <w:szCs w:val="24"/>
+        </w:rPr>
+      </w:pPr>
+    </w:p>
+    <w:p>
+      <w:pPr>
+        <w:spacing w:line="240" w:lineRule="auto"/>
+        <w:ind w:firstLine="0"/>
         <w:jc w:val="left"/>
         <w:rPr>
-          <w:rFonts w:hint="default" w:ascii="Arial" w:hAnsi="Arial" w:cs="Arial"/>
-          <w:sz w:val="24"/>
-          <w:szCs w:val="24"/>
-        </w:rPr>
-      </w:pPr>
-      <w:r>
-        <w:rPr>
-          <w:rFonts w:hint="default" w:ascii="Arial" w:hAnsi="Arial" w:eastAsia="SimSun" w:cs="Arial"/>
-          <w:color w:val="000000"/>
-          <w:kern w:val="0"/>
-          <w:sz w:val="24"/>
-          <w:szCs w:val="24"/>
-          <w:lang w:val="en-US" w:eastAsia="zh-CN" w:bidi="ar"/>
-        </w:rPr>
-        <w:t>10 mar. 2026.</w:t>
+          <w:color w:val="000000"/>
+          <w:sz w:val="24"/>
+          <w:szCs w:val="24"/>
+        </w:rPr>
+      </w:pPr>
+      <w:r>
+        <w:rPr>
+          <w:color w:val="000000"/>
+          <w:sz w:val="24"/>
+          <w:szCs w:val="24"/>
+        </w:rPr>
+        <w:t>ERICKSON, Jeffrey. </w:t>
+      </w:r>
+      <w:r>
+        <w:rPr>
+          <w:rStyle w:val="11"/>
+          <w:color w:val="000000"/>
+          <w:sz w:val="24"/>
+          <w:szCs w:val="24"/>
+        </w:rPr>
+        <w:t>MySQL: Entendendo o que é e como é usado</w:t>
+      </w:r>
+      <w:r>
+        <w:rPr>
+          <w:color w:val="000000"/>
+          <w:sz w:val="24"/>
+          <w:szCs w:val="24"/>
+        </w:rPr>
+        <w:t xml:space="preserve">. Disponível em: https://www.oracle.com/br/mysql/what-is-mysql/. Acesso em: 10 abr. 2026. </w:t>
+      </w:r>
+    </w:p>
+    <w:p>
+      <w:pPr>
+        <w:spacing w:line="240" w:lineRule="auto"/>
+        <w:ind w:firstLine="0"/>
+        <w:jc w:val="left"/>
+        <w:rPr>
+          <w:color w:val="000000"/>
+          <w:sz w:val="24"/>
+          <w:szCs w:val="24"/>
+        </w:rPr>
+      </w:pPr>
+    </w:p>
+    <w:p>
+      <w:pPr>
+        <w:spacing w:line="240" w:lineRule="auto"/>
+        <w:ind w:firstLine="0"/>
+        <w:jc w:val="left"/>
+        <w:rPr>
+          <w:color w:val="000000"/>
+          <w:sz w:val="24"/>
+          <w:szCs w:val="24"/>
+        </w:rPr>
+      </w:pPr>
+      <w:r>
+        <w:rPr>
+          <w:color w:val="000000"/>
+          <w:sz w:val="24"/>
+          <w:szCs w:val="24"/>
+        </w:rPr>
+        <w:t xml:space="preserve">AFONSO, Lucas. "Skate"; Brasil Escola. Disponível em: https://brasilescola.uol.com.br/educacao-fisica/skate.htm. Acesso em 09 de março de 2026. </w:t>
+      </w:r>
+    </w:p>
+    <w:p>
+      <w:pPr>
+        <w:spacing w:line="240" w:lineRule="auto"/>
+        <w:ind w:firstLine="0"/>
+        <w:jc w:val="left"/>
+        <w:rPr>
+          <w:color w:val="000000"/>
+          <w:sz w:val="24"/>
+          <w:szCs w:val="24"/>
+        </w:rPr>
+      </w:pPr>
+    </w:p>
+    <w:p>
+      <w:pPr>
+        <w:spacing w:line="240" w:lineRule="auto"/>
+        <w:ind w:firstLine="0"/>
+        <w:jc w:val="left"/>
+        <w:rPr>
+          <w:color w:val="000000"/>
+          <w:sz w:val="24"/>
+          <w:szCs w:val="24"/>
+        </w:rPr>
+      </w:pPr>
+      <w:r>
+        <w:rPr>
+          <w:color w:val="000000"/>
+          <w:sz w:val="24"/>
+          <w:szCs w:val="24"/>
+        </w:rPr>
+        <w:t xml:space="preserve">EDUARDO, Vicente. Desempenho de software. 2026. Disponível em: https://pt.linkedin.com/pulse/desempenho-em-sistemas-de-software-vicente-eduardo va96f. Acesso em: 09 mar. 2026. </w:t>
+      </w:r>
+    </w:p>
+    <w:p>
+      <w:pPr>
+        <w:spacing w:line="240" w:lineRule="auto"/>
+        <w:ind w:firstLine="0"/>
+        <w:jc w:val="left"/>
+        <w:rPr>
+          <w:color w:val="000000"/>
+          <w:sz w:val="24"/>
+          <w:szCs w:val="24"/>
+        </w:rPr>
+      </w:pPr>
+    </w:p>
+    <w:p>
+      <w:pPr>
+        <w:spacing w:line="240" w:lineRule="auto"/>
+        <w:ind w:firstLine="0"/>
+        <w:jc w:val="left"/>
+        <w:rPr>
+          <w:color w:val="000000"/>
+          <w:sz w:val="24"/>
+          <w:szCs w:val="24"/>
+        </w:rPr>
+      </w:pPr>
+      <w:r>
+        <w:rPr>
+          <w:color w:val="000000"/>
+          <w:sz w:val="24"/>
+          <w:szCs w:val="24"/>
+        </w:rPr>
+        <w:t xml:space="preserve">OLIVEIRA, Grazi. Um guia básico pra sacar lógica e os critérios de julgamento. 2021. Disponível em: https://www.redbull.com/br-pt/skate-criterios-julgamento-notas. Acesso em: 10 mar. 2026 </w:t>
       </w:r>
     </w:p>
     <w:p>
@@ -4092,8 +4192,6 @@
           <w:szCs w:val="22"/>
         </w:rPr>
       </w:pPr>
-      <w:bookmarkStart w:id="40" w:name="_GoBack"/>
-      <w:bookmarkEnd w:id="40"/>
     </w:p>
     <w:sectPr>
       <w:headerReference r:id="rId5" w:type="default"/>
